--- a/s03/descargables/S03_ALU_03_Aprobacion_PEP_Riesgo_Alto.docx
+++ b/s03/descargables/S03_ALU_03_Aprobacion_PEP_Riesgo_Alto.docx
@@ -8663,7 +8663,7 @@
                 <w:sz w:val="17"/>
                 <w:szCs w:val="17"/>
               </w:rPr>
-              <w:t xml:space="preserve">L 18, párrafo posterior a las fracciones</w:t>
+              <w:t xml:space="preserve">L 18 fr. IV, segundo párrafo</w:t>
             </w:r>
           </w:p>
         </w:tc>
@@ -8763,7 +8763,7 @@
                 <w:sz w:val="17"/>
                 <w:szCs w:val="17"/>
               </w:rPr>
-              <w:t xml:space="preserve">L 18, párrafo posterior a las fracciones</w:t>
+              <w:t xml:space="preserve">L 18 fr. IV, segundo párrafo</w:t>
             </w:r>
           </w:p>
         </w:tc>
@@ -8863,7 +8863,7 @@
                 <w:sz w:val="17"/>
                 <w:szCs w:val="17"/>
               </w:rPr>
-              <w:t xml:space="preserve">L 18, párrafo posterior a las fracciones</w:t>
+              <w:t xml:space="preserve">L 18 fr. IV, segundo párrafo</w:t>
             </w:r>
           </w:p>
         </w:tc>
@@ -9063,7 +9063,7 @@
                 <w:sz w:val="17"/>
                 <w:szCs w:val="17"/>
               </w:rPr>
-              <w:t xml:space="preserve">L 18, párrafo posterior a las fracciones</w:t>
+              <w:t xml:space="preserve">L 18 fr. IV, segundo párrafo</w:t>
             </w:r>
           </w:p>
         </w:tc>
@@ -9133,7 +9133,7 @@
                 <w:sz w:val="20"/>
                 <w:szCs w:val="20"/>
               </w:rPr>
-              <w:t xml:space="preserve">Una política de depuración documental a cinco años, heredada de la práctica fiscal, destruye evidencia que debía conservarse diez. Revísela antes de que el primer formato de este tipo entre al archivo.</w:t>
+              <w:t xml:space="preserve">Diez años, siempre. Si su política de archivo depura a cinco, revísela antes de que el primer formato de este tipo entre al expediente: ese cinco viene del texto de la Ley anterior a la reforma del 16 de julio de 2025 —que la subió a diez— o de la práctica fiscal. Ninguno de los dos aplica hoy.</w:t>
             </w:r>
           </w:p>
         </w:tc>
